--- a/Files/ТЗ_Хасанов.К.Ю_583-1_Корзина_для_белья_V2.docx
+++ b/Files/ТЗ_Хасанов.К.Ю_583-1_Корзина_для_белья_V2.docx
@@ -194,6 +194,7 @@
           <w:szCs w:val="32"/>
         </w:rPr>
       </w:pPr>
+      <w:commentRangeStart w:id="9"/>
       <w:r>
         <w:rPr>
           <w:b/>
@@ -202,6 +203,13 @@
           <w:szCs w:val="32"/>
         </w:rPr>
         <w:t>СОДЕРЖАНИЕ</w:t>
+      </w:r>
+      <w:commentRangeEnd w:id="9"/>
+      <w:r>
+        <w:rPr>
+          <w:rStyle w:val="CommentReference"/>
+        </w:rPr>
+        <w:commentReference w:id="9"/>
       </w:r>
     </w:p>
     <w:sdt>
@@ -1387,6 +1395,7 @@
       </w:pPr>
     </w:p>
     <w:p>
+      <w:commentRangeStart w:id="7"/>
       <w:r>
         <w:t>Разработка плагина "</w:t>
       </w:r>
@@ -1416,6 +1425,13 @@
       <w:r>
         <w:t>.</w:t>
       </w:r>
+      <w:commentRangeEnd w:id="7"/>
+      <w:r>
+        <w:rPr>
+          <w:rStyle w:val="CommentReference"/>
+        </w:rPr>
+        <w:commentReference w:id="7"/>
+      </w:r>
     </w:p>
     <w:p>
       <w:pPr>
@@ -1434,8 +1450,16 @@
       <w:bookmarkEnd w:id="2"/>
     </w:p>
     <w:p>
+      <w:commentRangeStart w:id="4"/>
       <w:r>
         <w:t>Заказчиком работ является: кандидат технических наук, доцент кафедры компьютерных систем в управлении и проектировании (КСУП) Калентьев Алексей Анатольевич.</w:t>
+      </w:r>
+      <w:commentRangeEnd w:id="4"/>
+      <w:r>
+        <w:rPr>
+          <w:rStyle w:val="CommentReference"/>
+        </w:rPr>
+        <w:commentReference w:id="4"/>
       </w:r>
     </w:p>
     <w:p>
@@ -1519,8 +1543,16 @@
         </w:numPr>
         <w:ind w:left="0" w:firstLine="708"/>
       </w:pPr>
+      <w:commentRangeStart w:id="5"/>
       <w:r>
         <w:t>ГОСТ 19.103-77 “Единая система конструкторской документации. Обозначения программ и программных документов”.</w:t>
+      </w:r>
+      <w:commentRangeEnd w:id="5"/>
+      <w:r>
+        <w:rPr>
+          <w:rStyle w:val="CommentReference"/>
+        </w:rPr>
+        <w:commentReference w:id="5"/>
       </w:r>
     </w:p>
     <w:p>
@@ -1851,8 +1883,16 @@
         </w:numPr>
         <w:ind w:left="1280" w:leftChars="0" w:hanging="720" w:firstLineChars="0"/>
       </w:pPr>
+      <w:commentRangeStart w:id="6"/>
       <w:r>
         <w:t>Требования к структуре и функционированию системы</w:t>
+      </w:r>
+      <w:commentRangeEnd w:id="6"/>
+      <w:r>
+        <w:rPr>
+          <w:rStyle w:val="CommentReference"/>
+        </w:rPr>
+        <w:commentReference w:id="6"/>
       </w:r>
     </w:p>
     <w:p>
@@ -1916,6 +1956,7 @@
       <w:pPr>
         <w:ind w:firstLine="420"/>
       </w:pPr>
+      <w:commentRangeStart w:id="1"/>
       <w:r>
         <w:rPr>
           <w:b/>
@@ -1925,6 +1966,13 @@
       </w:r>
       <w:r>
         <w:t xml:space="preserve"> (также все обозначения показаны на рис. 2.1):</w:t>
+      </w:r>
+      <w:commentRangeEnd w:id="1"/>
+      <w:r>
+        <w:rPr>
+          <w:rStyle w:val="CommentReference"/>
+        </w:rPr>
+        <w:commentReference w:id="1"/>
       </w:r>
     </w:p>
     <w:p>
@@ -1943,6 +1991,7 @@
         </w:pBdr>
         <w:ind w:left="1417" w:hanging="425"/>
       </w:pPr>
+      <w:commentRangeStart w:id="8"/>
       <w:r>
         <w:t xml:space="preserve">длина </w:t>
       </w:r>
@@ -2015,6 +2064,13 @@
       </w:r>
       <w:r>
         <w:t>;</w:t>
+      </w:r>
+      <w:commentRangeEnd w:id="8"/>
+      <w:r>
+        <w:rPr>
+          <w:rStyle w:val="CommentReference"/>
+        </w:rPr>
+        <w:commentReference w:id="8"/>
       </w:r>
     </w:p>
     <w:p>
@@ -3021,6 +3077,7 @@
       </w:pPr>
       <w:bookmarkStart w:id="15" w:name="_heading=h.35nkun2" w:colFirst="0" w:colLast="0"/>
       <w:bookmarkEnd w:id="15"/>
+      <w:commentRangeStart w:id="2"/>
       <w:r>
         <w:t>Этапы проведения работ по разработке плагина "</w:t>
       </w:r>
@@ -3049,6 +3106,13 @@
       </w:r>
       <w:r>
         <w:t>4.1.</w:t>
+      </w:r>
+      <w:commentRangeEnd w:id="2"/>
+      <w:r>
+        <w:rPr>
+          <w:rStyle w:val="CommentReference"/>
+        </w:rPr>
+        <w:commentReference w:id="2"/>
       </w:r>
     </w:p>
     <w:p>
@@ -3356,8 +3420,16 @@
               <w:ind w:firstLine="0"/>
               <w:jc w:val="left"/>
             </w:pPr>
+            <w:commentRangeStart w:id="3"/>
             <w:r>
               <w:t>Не позднее 30 сентября 2025 года</w:t>
+            </w:r>
+            <w:commentRangeEnd w:id="3"/>
+            <w:r>
+              <w:rPr>
+                <w:rStyle w:val="CommentReference"/>
+              </w:rPr>
+              <w:commentReference w:id="3"/>
             </w:r>
           </w:p>
         </w:tc>
@@ -4493,6 +4565,7 @@
         </w:pBdr>
         <w:ind w:left="0" w:firstLine="709"/>
       </w:pPr>
+      <w:commentRangeStart w:id="0"/>
       <w:r>
         <w:rPr>
           <w:rFonts w:ascii="Arial" w:hAnsi="Arial" w:eastAsia="SimSun" w:cs="Arial"/>
@@ -4548,6 +4621,13 @@
         </w:rPr>
         <w:t>Посуда и изделия хозяйственного назначения из пластмасс. Общие технические условия»;</w:t>
       </w:r>
+      <w:commentRangeEnd w:id="0"/>
+      <w:r>
+        <w:rPr>
+          <w:rStyle w:val="CommentReference"/>
+        </w:rPr>
+        <w:commentReference w:id="0"/>
+      </w:r>
     </w:p>
     <w:p>
       <w:pPr>
@@ -5383,6 +5463,143 @@
     </w:sectPr>
   </w:body>
 </w:document>
+</file>
+
+<file path=word/comments.xml><?xml version="1.0" encoding="utf-8"?>
+<w:comments xmlns:w="http://schemas.openxmlformats.org/wordprocessingml/2006/main" xmlns:w14="http://schemas.microsoft.com/office/word/2010/wordml">
+  <w:comment w:id="0" w:author="Kalentyev Alexey" w:initials="KA" w:date="2026-09-23T04:38:44Z">
+    <w:p>
+      <w:pPr>
+        <w:pStyle w:val="CommentText"/>
+      </w:pPr>
+      <w:r>
+        <w:annotationRef/>
+      </w:r>
+      <w:r>
+        <w:t xml:space="preserve">Укажите конкретные требования ГОСТ Р 50962-96, используемые при построении корзины, и дополните ссылку документом или чертежом с конструктивными размерами.</w:t>
+        <w:br/>
+        <w:t xml:space="preserve">ГОСТ содержит общие требования к изделиям из пластмасс, но п. 3.5 требует устанавливать размеры и форму в документации на конкретное изделие. ТЗ не показывает источник своих конструктивных ограничений.</w:t>
+      </w:r>
+    </w:p>
+  </w:comment>
+  <w:comment w:id="1" w:author="Kalentyev Alexey" w:initials="KA" w:date="2026-09-23T04:38:44Z">
+    <w:p>
+      <w:pPr>
+        <w:pStyle w:val="CommentText"/>
+      </w:pPr>
+      <w:r>
+        <w:annotationRef/>
+      </w:r>
+      <w:r>
+        <w:t xml:space="preserve">Определите толщины стенок и дна корзины: постоянными размерами либо зависимостями от вводимых параметров.</w:t>
+      </w:r>
+    </w:p>
+  </w:comment>
+  <w:comment w:id="2" w:author="Kalentyev Alexey" w:initials="KA" w:date="2026-09-23T04:38:44Z">
+    <w:p>
+      <w:pPr>
+        <w:pStyle w:val="CommentText"/>
+      </w:pPr>
+      <w:r>
+        <w:annotationRef/>
+      </w:r>
+      <w:r>
+        <w:t xml:space="preserve">Установите для основного текста полуторный интервал, абзацный отступ 1,25 см и выравнивание по ширине.</w:t>
+      </w:r>
+    </w:p>
+  </w:comment>
+  <w:comment w:id="3" w:author="Kalentyev Alexey" w:initials="KA" w:date="2026-09-23T04:38:44Z">
+    <w:p>
+      <w:pPr>
+        <w:pStyle w:val="CommentText"/>
+      </w:pPr>
+      <w:r>
+        <w:annotationRef/>
+      </w:r>
+      <w:r>
+        <w:t xml:space="preserve">Исправьте год выполнения всех этапов таблицы 4.1 и согласуйте их с п. 1.4: работа начинается в сентябре 2026 года, а таблица содержит сроки сентября–декабря 2025 года.</w:t>
+      </w:r>
+    </w:p>
+  </w:comment>
+  <w:comment w:id="4" w:author="Kalentyev Alexey" w:initials="KA" w:date="2026-09-23T04:38:44Z">
+    <w:p>
+      <w:pPr>
+        <w:pStyle w:val="CommentText"/>
+      </w:pPr>
+      <w:r>
+        <w:annotationRef/>
+      </w:r>
+      <w:r>
+        <w:t xml:space="preserve">Дополните пункт сведениями об известном разработчике: кто выполняет работу, его группа.</w:t>
+      </w:r>
+    </w:p>
+  </w:comment>
+  <w:comment w:id="5" w:author="Kalentyev Alexey" w:initials="KA" w:date="2026-09-23T04:38:44Z">
+    <w:p>
+      <w:pPr>
+        <w:pStyle w:val="CommentText"/>
+      </w:pPr>
+      <w:r>
+        <w:annotationRef/>
+      </w:r>
+      <w:r>
+        <w:t xml:space="preserve">Исправьте название комплекса: ГОСТ 19.103-77 относится к Единой системе программной документации (ЕСПД).</w:t>
+      </w:r>
+    </w:p>
+  </w:comment>
+  <w:comment w:id="6" w:author="Kalentyev Alexey" w:initials="KA" w:date="2026-09-23T04:38:44Z">
+    <w:p>
+      <w:pPr>
+        <w:pStyle w:val="CommentText"/>
+      </w:pPr>
+      <w:r>
+        <w:annotationRef/>
+      </w:r>
+      <w:r>
+        <w:t xml:space="preserve">Приведите заголовки подразделов и пунктов к правилам ОС: по центру, полужирным, с пустой строкой до следующего текста. Сейчас заголовки третьего уровня набраны обычным шрифтом, ряд подразделов выровнен слева.</w:t>
+      </w:r>
+    </w:p>
+  </w:comment>
+  <w:comment w:id="7" w:author="Kalentyev Alexey" w:initials="KA" w:date="2026-09-23T04:38:44Z">
+    <w:p>
+      <w:pPr>
+        <w:pStyle w:val="CommentText"/>
+      </w:pPr>
+      <w:r>
+        <w:annotationRef/>
+      </w:r>
+      <w:r>
+        <w:t xml:space="preserve">Добавьте сквозную нумерацию страниц по центру нижнего поля. Титульный лист учитывается, но номер на нём не печатается.</w:t>
+      </w:r>
+    </w:p>
+  </w:comment>
+  <w:comment w:id="8" w:author="Kalentyev Alexey" w:initials="KA" w:date="2026-09-23T04:38:44Z">
+    <w:p>
+      <w:pPr>
+        <w:pStyle w:val="CommentText"/>
+      </w:pPr>
+      <w:r>
+        <w:annotationRef/>
+      </w:r>
+      <w:r>
+        <w:t xml:space="preserve">Зафиксируйте пересчёт допустимых диапазонов в обе стороны для L1/L2 и W1/W2. Например, при изменении L1 нижняя граница L2 должна быть не меньше L1, а при изменении L2 верхняя граница L1 — не больше L2.</w:t>
+      </w:r>
+    </w:p>
+  </w:comment>
+  <w:comment w:id="9" w:author="Kalentyev Alexey" w:initials="KA" w:date="2026-09-23T04:38:44Z">
+    <w:p>
+      <w:pPr>
+        <w:pStyle w:val="CommentText"/>
+      </w:pPr>
+      <w:r>
+        <w:annotationRef/>
+      </w:r>
+      <w:r>
+        <w:t xml:space="preserve">Замените «СОДЕРЖАНИЕ» на «Оглавление», оформите заголовок по центру полужирным шрифтом.</w:t>
+      </w:r>
+    </w:p>
+  </w:comment>
+</w:comments>
 </file>
 
 <file path=word/endnotes.xml><?xml version="1.0" encoding="utf-8"?>
